--- a/veille-app/public/rci/template.docx
+++ b/veille-app/public/rci/template.docx
@@ -11453,7 +11453,7 @@
                 <w:sz w:val="16"/>
                 <w:szCs w:val="16"/>
               </w:rPr>
-              <w:t>EIC RA</w:t>
+              <w:t xml:space="preserve">{txt_sig_eic_etablissement}</w:t>
             </w:r>
           </w:p>
         </w:tc>
@@ -11554,7 +11554,6 @@
                   <w:jc w:val="center"/>
                   <w:rPr>
                     <w:rFonts w:ascii="Arial" w:hAnsi="Arial" w:cs="Arial"/>
-                    <w:b/>
                     <w:sz w:val="16"/>
                     <w:szCs w:val="16"/>
                   </w:rPr>
@@ -11562,59 +11561,26 @@
                 <w:r>
                   <w:rPr>
                     <w:rFonts w:ascii="Arial" w:hAnsi="Arial" w:cs="Arial"/>
-                    <w:b/>
-                    <w:noProof/>
                     <w:sz w:val="16"/>
                     <w:szCs w:val="16"/>
                   </w:rPr>
-                  <w:drawing>
-                    <wp:inline distT="0" distB="0" distL="0" distR="0" wp14:anchorId="6932111A" wp14:editId="19AEC412">
-                      <wp:extent cx="389614" cy="389614"/>
-                      <wp:effectExtent l="0" t="0" r="0" b="0"/>
-                      <wp:docPr id="2" name="Image 4"/>
-                      <wp:cNvGraphicFramePr>
-                        <a:graphicFrameLocks xmlns:a="http://schemas.openxmlformats.org/drawingml/2006/main" noChangeAspect="1"/>
-                      </wp:cNvGraphicFramePr>
-                      <a:graphic xmlns:a="http://schemas.openxmlformats.org/drawingml/2006/main">
-                        <a:graphicData uri="http://schemas.openxmlformats.org/drawingml/2006/picture">
-                          <pic:pic xmlns:pic="http://schemas.openxmlformats.org/drawingml/2006/picture">
-                            <pic:nvPicPr>
-                              <pic:cNvPr id="0" name="Picture 4"/>
-                              <pic:cNvPicPr>
-                                <a:picLocks noChangeAspect="1" noChangeArrowheads="1"/>
-                              </pic:cNvPicPr>
-                            </pic:nvPicPr>
-                            <pic:blipFill>
-                              <a:blip r:embed="rId13" cstate="print">
-                                <a:extLst>
-                                  <a:ext uri="{28A0092B-C50C-407E-A947-70E740481C1C}">
-                                    <a14:useLocalDpi xmlns:a14="http://schemas.microsoft.com/office/drawing/2010/main" val="0"/>
-                                  </a:ext>
-                                </a:extLst>
-                              </a:blip>
-                              <a:srcRect/>
-                              <a:stretch>
-                                <a:fillRect/>
-                              </a:stretch>
-                            </pic:blipFill>
-                            <pic:spPr bwMode="auto">
-                              <a:xfrm>
-                                <a:off x="0" y="0"/>
-                                <a:ext cx="402988" cy="402988"/>
-                              </a:xfrm>
-                              <a:prstGeom prst="rect">
-                                <a:avLst/>
-                              </a:prstGeom>
-                              <a:noFill/>
-                              <a:ln>
-                                <a:noFill/>
-                              </a:ln>
-                            </pic:spPr>
-                          </pic:pic>
-                        </a:graphicData>
-                      </a:graphic>
-                    </wp:inline>
-                  </w:drawing>
+                  <w:t xml:space="preserve">{#sig_eic_absent}Non présent sur place{/sig_eic_absent}{^sig_eic_absent}</w:t>
+                </w:r>
+                <w:r>
+                  <w:rPr>
+                    <w:rFonts w:ascii="Arial" w:hAnsi="Arial" w:cs="Arial"/>
+                    <w:sz w:val="16"/>
+                    <w:szCs w:val="16"/>
+                  </w:rPr>
+                  <w:t xml:space="preserve">{%photo_sig_eic_data}</w:t>
+                </w:r>
+                <w:r>
+                  <w:rPr>
+                    <w:rFonts w:ascii="Arial" w:hAnsi="Arial" w:cs="Arial"/>
+                    <w:sz w:val="16"/>
+                    <w:szCs w:val="16"/>
+                  </w:rPr>
+                  <w:t xml:space="preserve">{/sig_eic_absent}</w:t>
                 </w:r>
               </w:p>
             </w:tc>
@@ -11670,6 +11636,15 @@
                 <w:szCs w:val="16"/>
               </w:rPr>
             </w:pPr>
+            <w:r>
+              <w:rPr>
+                <w:rFonts w:ascii="Arial" w:hAnsi="Arial" w:cs="Arial"/>
+                <w:b/>
+                <w:sz w:val="16"/>
+                <w:szCs w:val="16"/>
+              </w:rPr>
+              <w:t xml:space="preserve">{txt_sig_sncf2_sous_role}</w:t>
+            </w:r>
           </w:p>
         </w:tc>
         <w:tc>
@@ -11694,6 +11669,15 @@
                 <w:szCs w:val="16"/>
               </w:rPr>
             </w:pPr>
+            <w:r>
+              <w:rPr>
+                <w:rFonts w:ascii="Arial" w:hAnsi="Arial" w:cs="Arial"/>
+                <w:b/>
+                <w:sz w:val="16"/>
+                <w:szCs w:val="16"/>
+              </w:rPr>
+              <w:t xml:space="preserve">{txt_sig_sncf2_etablissement}</w:t>
+            </w:r>
           </w:p>
         </w:tc>
         <w:tc>
@@ -11718,6 +11702,15 @@
                 <w:szCs w:val="16"/>
               </w:rPr>
             </w:pPr>
+            <w:r>
+              <w:rPr>
+                <w:rFonts w:ascii="Arial" w:hAnsi="Arial" w:cs="Arial"/>
+                <w:b/>
+                <w:sz w:val="16"/>
+                <w:szCs w:val="16"/>
+              </w:rPr>
+              <w:t xml:space="preserve">{txt_sig_sncf2_nom_fonction}</w:t>
+            </w:r>
           </w:p>
         </w:tc>
         <w:tc>
@@ -11742,6 +11735,15 @@
                 <w:szCs w:val="16"/>
               </w:rPr>
             </w:pPr>
+            <w:r>
+              <w:rPr>
+                <w:rFonts w:ascii="Arial" w:hAnsi="Arial" w:cs="Arial"/>
+                <w:b/>
+                <w:sz w:val="16"/>
+                <w:szCs w:val="16"/>
+              </w:rPr>
+              <w:t xml:space="preserve">{txt_sig_sncf2_tel}</w:t>
+            </w:r>
           </w:p>
         </w:tc>
         <w:sdt>
@@ -11775,7 +11777,6 @@
                   <w:jc w:val="center"/>
                   <w:rPr>
                     <w:rFonts w:ascii="Arial" w:hAnsi="Arial" w:cs="Arial"/>
-                    <w:b/>
                     <w:sz w:val="16"/>
                     <w:szCs w:val="16"/>
                   </w:rPr>
@@ -11783,59 +11784,26 @@
                 <w:r>
                   <w:rPr>
                     <w:rFonts w:ascii="Arial" w:hAnsi="Arial" w:cs="Arial"/>
-                    <w:b/>
-                    <w:noProof/>
                     <w:sz w:val="16"/>
                     <w:szCs w:val="16"/>
                   </w:rPr>
-                  <w:drawing>
-                    <wp:inline distT="0" distB="0" distL="0" distR="0" wp14:anchorId="71EED6C5" wp14:editId="7F848351">
-                      <wp:extent cx="389614" cy="389614"/>
-                      <wp:effectExtent l="0" t="0" r="0" b="0"/>
-                      <wp:docPr id="10" name="Image 10"/>
-                      <wp:cNvGraphicFramePr>
-                        <a:graphicFrameLocks xmlns:a="http://schemas.openxmlformats.org/drawingml/2006/main" noChangeAspect="1"/>
-                      </wp:cNvGraphicFramePr>
-                      <a:graphic xmlns:a="http://schemas.openxmlformats.org/drawingml/2006/main">
-                        <a:graphicData uri="http://schemas.openxmlformats.org/drawingml/2006/picture">
-                          <pic:pic xmlns:pic="http://schemas.openxmlformats.org/drawingml/2006/picture">
-                            <pic:nvPicPr>
-                              <pic:cNvPr id="0" name="Picture 4"/>
-                              <pic:cNvPicPr>
-                                <a:picLocks noChangeAspect="1" noChangeArrowheads="1"/>
-                              </pic:cNvPicPr>
-                            </pic:nvPicPr>
-                            <pic:blipFill>
-                              <a:blip r:embed="rId13" cstate="print">
-                                <a:extLst>
-                                  <a:ext uri="{28A0092B-C50C-407E-A947-70E740481C1C}">
-                                    <a14:useLocalDpi xmlns:a14="http://schemas.microsoft.com/office/drawing/2010/main" val="0"/>
-                                  </a:ext>
-                                </a:extLst>
-                              </a:blip>
-                              <a:srcRect/>
-                              <a:stretch>
-                                <a:fillRect/>
-                              </a:stretch>
-                            </pic:blipFill>
-                            <pic:spPr bwMode="auto">
-                              <a:xfrm>
-                                <a:off x="0" y="0"/>
-                                <a:ext cx="402988" cy="402988"/>
-                              </a:xfrm>
-                              <a:prstGeom prst="rect">
-                                <a:avLst/>
-                              </a:prstGeom>
-                              <a:noFill/>
-                              <a:ln>
-                                <a:noFill/>
-                              </a:ln>
-                            </pic:spPr>
-                          </pic:pic>
-                        </a:graphicData>
-                      </a:graphic>
-                    </wp:inline>
-                  </w:drawing>
+                  <w:t xml:space="preserve">{#sig_sncf2_absent}Non présent sur place{/sig_sncf2_absent}{^sig_sncf2_absent}</w:t>
+                </w:r>
+                <w:r>
+                  <w:rPr>
+                    <w:rFonts w:ascii="Arial" w:hAnsi="Arial" w:cs="Arial"/>
+                    <w:sz w:val="16"/>
+                    <w:szCs w:val="16"/>
+                  </w:rPr>
+                  <w:t xml:space="preserve">{%photo_sig_sncf2_data}</w:t>
+                </w:r>
+                <w:r>
+                  <w:rPr>
+                    <w:rFonts w:ascii="Arial" w:hAnsi="Arial" w:cs="Arial"/>
+                    <w:sz w:val="16"/>
+                    <w:szCs w:val="16"/>
+                  </w:rPr>
+                  <w:t xml:space="preserve">{/sig_sncf2_absent}</w:t>
                 </w:r>
               </w:p>
             </w:tc>
@@ -11891,6 +11859,15 @@
                 <w:szCs w:val="16"/>
               </w:rPr>
             </w:pPr>
+            <w:r>
+              <w:rPr>
+                <w:rFonts w:ascii="Arial" w:hAnsi="Arial" w:cs="Arial"/>
+                <w:b/>
+                <w:sz w:val="16"/>
+                <w:szCs w:val="16"/>
+              </w:rPr>
+              <w:t xml:space="preserve">{txt_sig_sncf3_sous_role}</w:t>
+            </w:r>
           </w:p>
         </w:tc>
         <w:tc>
@@ -11915,6 +11892,15 @@
                 <w:szCs w:val="16"/>
               </w:rPr>
             </w:pPr>
+            <w:r>
+              <w:rPr>
+                <w:rFonts w:ascii="Arial" w:hAnsi="Arial" w:cs="Arial"/>
+                <w:b/>
+                <w:sz w:val="16"/>
+                <w:szCs w:val="16"/>
+              </w:rPr>
+              <w:t xml:space="preserve">{txt_sig_sncf3_etablissement}</w:t>
+            </w:r>
           </w:p>
         </w:tc>
         <w:tc>
@@ -11939,6 +11925,15 @@
                 <w:szCs w:val="16"/>
               </w:rPr>
             </w:pPr>
+            <w:r>
+              <w:rPr>
+                <w:rFonts w:ascii="Arial" w:hAnsi="Arial" w:cs="Arial"/>
+                <w:b/>
+                <w:sz w:val="16"/>
+                <w:szCs w:val="16"/>
+              </w:rPr>
+              <w:t xml:space="preserve">{txt_sig_sncf3_nom_fonction}</w:t>
+            </w:r>
           </w:p>
         </w:tc>
         <w:tc>
@@ -11963,6 +11958,15 @@
                 <w:szCs w:val="16"/>
               </w:rPr>
             </w:pPr>
+            <w:r>
+              <w:rPr>
+                <w:rFonts w:ascii="Arial" w:hAnsi="Arial" w:cs="Arial"/>
+                <w:b/>
+                <w:sz w:val="16"/>
+                <w:szCs w:val="16"/>
+              </w:rPr>
+              <w:t xml:space="preserve">{txt_sig_sncf3_tel}</w:t>
+            </w:r>
           </w:p>
         </w:tc>
         <w:sdt>
@@ -11996,7 +12000,6 @@
                   <w:jc w:val="center"/>
                   <w:rPr>
                     <w:rFonts w:ascii="Arial" w:hAnsi="Arial" w:cs="Arial"/>
-                    <w:b/>
                     <w:sz w:val="16"/>
                     <w:szCs w:val="16"/>
                   </w:rPr>
@@ -12004,59 +12007,26 @@
                 <w:r>
                   <w:rPr>
                     <w:rFonts w:ascii="Arial" w:hAnsi="Arial" w:cs="Arial"/>
-                    <w:b/>
-                    <w:noProof/>
                     <w:sz w:val="16"/>
                     <w:szCs w:val="16"/>
                   </w:rPr>
-                  <w:drawing>
-                    <wp:inline distT="0" distB="0" distL="0" distR="0" wp14:anchorId="40A592F2" wp14:editId="6E459C27">
-                      <wp:extent cx="389614" cy="389614"/>
-                      <wp:effectExtent l="0" t="0" r="0" b="0"/>
-                      <wp:docPr id="17" name="Image 17"/>
-                      <wp:cNvGraphicFramePr>
-                        <a:graphicFrameLocks xmlns:a="http://schemas.openxmlformats.org/drawingml/2006/main" noChangeAspect="1"/>
-                      </wp:cNvGraphicFramePr>
-                      <a:graphic xmlns:a="http://schemas.openxmlformats.org/drawingml/2006/main">
-                        <a:graphicData uri="http://schemas.openxmlformats.org/drawingml/2006/picture">
-                          <pic:pic xmlns:pic="http://schemas.openxmlformats.org/drawingml/2006/picture">
-                            <pic:nvPicPr>
-                              <pic:cNvPr id="0" name="Picture 4"/>
-                              <pic:cNvPicPr>
-                                <a:picLocks noChangeAspect="1" noChangeArrowheads="1"/>
-                              </pic:cNvPicPr>
-                            </pic:nvPicPr>
-                            <pic:blipFill>
-                              <a:blip r:embed="rId13" cstate="print">
-                                <a:extLst>
-                                  <a:ext uri="{28A0092B-C50C-407E-A947-70E740481C1C}">
-                                    <a14:useLocalDpi xmlns:a14="http://schemas.microsoft.com/office/drawing/2010/main" val="0"/>
-                                  </a:ext>
-                                </a:extLst>
-                              </a:blip>
-                              <a:srcRect/>
-                              <a:stretch>
-                                <a:fillRect/>
-                              </a:stretch>
-                            </pic:blipFill>
-                            <pic:spPr bwMode="auto">
-                              <a:xfrm>
-                                <a:off x="0" y="0"/>
-                                <a:ext cx="402988" cy="402988"/>
-                              </a:xfrm>
-                              <a:prstGeom prst="rect">
-                                <a:avLst/>
-                              </a:prstGeom>
-                              <a:noFill/>
-                              <a:ln>
-                                <a:noFill/>
-                              </a:ln>
-                            </pic:spPr>
-                          </pic:pic>
-                        </a:graphicData>
-                      </a:graphic>
-                    </wp:inline>
-                  </w:drawing>
+                  <w:t xml:space="preserve">{#sig_sncf3_absent}Non présent sur place{/sig_sncf3_absent}{^sig_sncf3_absent}</w:t>
+                </w:r>
+                <w:r>
+                  <w:rPr>
+                    <w:rFonts w:ascii="Arial" w:hAnsi="Arial" w:cs="Arial"/>
+                    <w:sz w:val="16"/>
+                    <w:szCs w:val="16"/>
+                  </w:rPr>
+                  <w:t xml:space="preserve">{%photo_sig_sncf3_data}</w:t>
+                </w:r>
+                <w:r>
+                  <w:rPr>
+                    <w:rFonts w:ascii="Arial" w:hAnsi="Arial" w:cs="Arial"/>
+                    <w:sz w:val="16"/>
+                    <w:szCs w:val="16"/>
+                  </w:rPr>
+                  <w:t xml:space="preserve">{/sig_sncf3_absent}</w:t>
                 </w:r>
               </w:p>
             </w:tc>
@@ -12153,7 +12123,7 @@
                 <w:sz w:val="16"/>
                 <w:szCs w:val="16"/>
               </w:rPr>
-              <w:t>{txt_sig_autres_gi_nom_fonction}</w:t>
+              <w:t xml:space="preserve">{txt_sig_autres_gi_etablissement}</w:t>
             </w:r>
           </w:p>
         </w:tc>
@@ -12186,7 +12156,7 @@
                 <w:sz w:val="16"/>
                 <w:szCs w:val="16"/>
               </w:rPr>
-              <w:t>{txt_sig_autres_gi_tel}</w:t>
+              <w:t xml:space="preserve">{txt_sig_autres_gi_nom_fonction}</w:t>
             </w:r>
           </w:p>
         </w:tc>
@@ -12212,6 +12182,15 @@
                 <w:szCs w:val="16"/>
               </w:rPr>
             </w:pPr>
+            <w:r>
+              <w:rPr>
+                <w:rFonts w:ascii="Arial" w:hAnsi="Arial" w:cs="Arial"/>
+                <w:b/>
+                <w:sz w:val="16"/>
+                <w:szCs w:val="16"/>
+              </w:rPr>
+              <w:t xml:space="preserve">{txt_sig_autres_gi_tel}</w:t>
+            </w:r>
           </w:p>
         </w:tc>
         <w:sdt>
@@ -12245,7 +12224,6 @@
                   <w:jc w:val="center"/>
                   <w:rPr>
                     <w:rFonts w:ascii="Arial" w:hAnsi="Arial" w:cs="Arial"/>
-                    <w:b/>
                     <w:sz w:val="16"/>
                     <w:szCs w:val="16"/>
                   </w:rPr>
@@ -12253,59 +12231,26 @@
                 <w:r>
                   <w:rPr>
                     <w:rFonts w:ascii="Arial" w:hAnsi="Arial" w:cs="Arial"/>
-                    <w:b/>
-                    <w:noProof/>
                     <w:sz w:val="16"/>
                     <w:szCs w:val="16"/>
                   </w:rPr>
-                  <w:drawing>
-                    <wp:inline distT="0" distB="0" distL="0" distR="0" wp14:anchorId="222E865B" wp14:editId="3DD34D34">
-                      <wp:extent cx="389614" cy="389614"/>
-                      <wp:effectExtent l="0" t="0" r="0" b="0"/>
-                      <wp:docPr id="19" name="Image 19"/>
-                      <wp:cNvGraphicFramePr>
-                        <a:graphicFrameLocks xmlns:a="http://schemas.openxmlformats.org/drawingml/2006/main" noChangeAspect="1"/>
-                      </wp:cNvGraphicFramePr>
-                      <a:graphic xmlns:a="http://schemas.openxmlformats.org/drawingml/2006/main">
-                        <a:graphicData uri="http://schemas.openxmlformats.org/drawingml/2006/picture">
-                          <pic:pic xmlns:pic="http://schemas.openxmlformats.org/drawingml/2006/picture">
-                            <pic:nvPicPr>
-                              <pic:cNvPr id="0" name="Picture 4"/>
-                              <pic:cNvPicPr>
-                                <a:picLocks noChangeAspect="1" noChangeArrowheads="1"/>
-                              </pic:cNvPicPr>
-                            </pic:nvPicPr>
-                            <pic:blipFill>
-                              <a:blip r:embed="rId13" cstate="print">
-                                <a:extLst>
-                                  <a:ext uri="{28A0092B-C50C-407E-A947-70E740481C1C}">
-                                    <a14:useLocalDpi xmlns:a14="http://schemas.microsoft.com/office/drawing/2010/main" val="0"/>
-                                  </a:ext>
-                                </a:extLst>
-                              </a:blip>
-                              <a:srcRect/>
-                              <a:stretch>
-                                <a:fillRect/>
-                              </a:stretch>
-                            </pic:blipFill>
-                            <pic:spPr bwMode="auto">
-                              <a:xfrm>
-                                <a:off x="0" y="0"/>
-                                <a:ext cx="402988" cy="402988"/>
-                              </a:xfrm>
-                              <a:prstGeom prst="rect">
-                                <a:avLst/>
-                              </a:prstGeom>
-                              <a:noFill/>
-                              <a:ln>
-                                <a:noFill/>
-                              </a:ln>
-                            </pic:spPr>
-                          </pic:pic>
-                        </a:graphicData>
-                      </a:graphic>
-                    </wp:inline>
-                  </w:drawing>
+                  <w:t xml:space="preserve">{#sig_autres_gi_absent}Non présent sur place{/sig_autres_gi_absent}{^sig_autres_gi_absent}</w:t>
+                </w:r>
+                <w:r>
+                  <w:rPr>
+                    <w:rFonts w:ascii="Arial" w:hAnsi="Arial" w:cs="Arial"/>
+                    <w:sz w:val="16"/>
+                    <w:szCs w:val="16"/>
+                  </w:rPr>
+                  <w:t xml:space="preserve">{%photo_sig_autres_gi_data}</w:t>
+                </w:r>
+                <w:r>
+                  <w:rPr>
+                    <w:rFonts w:ascii="Arial" w:hAnsi="Arial" w:cs="Arial"/>
+                    <w:sz w:val="16"/>
+                    <w:szCs w:val="16"/>
+                  </w:rPr>
+                  <w:t xml:space="preserve">{/sig_autres_gi_absent}</w:t>
                 </w:r>
               </w:p>
             </w:tc>
@@ -12402,7 +12347,7 @@
                 <w:sz w:val="16"/>
                 <w:szCs w:val="16"/>
               </w:rPr>
-              <w:t>{txt_sig_ef1_nom_fonction}</w:t>
+              <w:t xml:space="preserve">{txt_sig_ef1_etablissement}</w:t>
             </w:r>
           </w:p>
         </w:tc>
@@ -12435,7 +12380,7 @@
                 <w:sz w:val="16"/>
                 <w:szCs w:val="16"/>
               </w:rPr>
-              <w:t>{txt_sig_ef1_tel}</w:t>
+              <w:t xml:space="preserve">{txt_sig_ef1_nom_fonction}</w:t>
             </w:r>
           </w:p>
         </w:tc>
@@ -12461,6 +12406,15 @@
                 <w:szCs w:val="16"/>
               </w:rPr>
             </w:pPr>
+            <w:r>
+              <w:rPr>
+                <w:rFonts w:ascii="Arial" w:hAnsi="Arial" w:cs="Arial"/>
+                <w:b/>
+                <w:sz w:val="16"/>
+                <w:szCs w:val="16"/>
+              </w:rPr>
+              <w:t xml:space="preserve">{txt_sig_ef1_tel}</w:t>
+            </w:r>
           </w:p>
         </w:tc>
         <w:sdt>
@@ -12494,7 +12448,6 @@
                   <w:jc w:val="center"/>
                   <w:rPr>
                     <w:rFonts w:ascii="Arial" w:hAnsi="Arial" w:cs="Arial"/>
-                    <w:b/>
                     <w:sz w:val="16"/>
                     <w:szCs w:val="16"/>
                   </w:rPr>
@@ -12502,59 +12455,26 @@
                 <w:r>
                   <w:rPr>
                     <w:rFonts w:ascii="Arial" w:hAnsi="Arial" w:cs="Arial"/>
-                    <w:b/>
-                    <w:noProof/>
                     <w:sz w:val="16"/>
                     <w:szCs w:val="16"/>
                   </w:rPr>
-                  <w:drawing>
-                    <wp:inline distT="0" distB="0" distL="0" distR="0" wp14:anchorId="088053D5" wp14:editId="3BAB8327">
-                      <wp:extent cx="389614" cy="389614"/>
-                      <wp:effectExtent l="0" t="0" r="0" b="0"/>
-                      <wp:docPr id="42" name="Image 42"/>
-                      <wp:cNvGraphicFramePr>
-                        <a:graphicFrameLocks xmlns:a="http://schemas.openxmlformats.org/drawingml/2006/main" noChangeAspect="1"/>
-                      </wp:cNvGraphicFramePr>
-                      <a:graphic xmlns:a="http://schemas.openxmlformats.org/drawingml/2006/main">
-                        <a:graphicData uri="http://schemas.openxmlformats.org/drawingml/2006/picture">
-                          <pic:pic xmlns:pic="http://schemas.openxmlformats.org/drawingml/2006/picture">
-                            <pic:nvPicPr>
-                              <pic:cNvPr id="0" name="Picture 4"/>
-                              <pic:cNvPicPr>
-                                <a:picLocks noChangeAspect="1" noChangeArrowheads="1"/>
-                              </pic:cNvPicPr>
-                            </pic:nvPicPr>
-                            <pic:blipFill>
-                              <a:blip r:embed="rId13" cstate="print">
-                                <a:extLst>
-                                  <a:ext uri="{28A0092B-C50C-407E-A947-70E740481C1C}">
-                                    <a14:useLocalDpi xmlns:a14="http://schemas.microsoft.com/office/drawing/2010/main" val="0"/>
-                                  </a:ext>
-                                </a:extLst>
-                              </a:blip>
-                              <a:srcRect/>
-                              <a:stretch>
-                                <a:fillRect/>
-                              </a:stretch>
-                            </pic:blipFill>
-                            <pic:spPr bwMode="auto">
-                              <a:xfrm>
-                                <a:off x="0" y="0"/>
-                                <a:ext cx="402988" cy="402988"/>
-                              </a:xfrm>
-                              <a:prstGeom prst="rect">
-                                <a:avLst/>
-                              </a:prstGeom>
-                              <a:noFill/>
-                              <a:ln>
-                                <a:noFill/>
-                              </a:ln>
-                            </pic:spPr>
-                          </pic:pic>
-                        </a:graphicData>
-                      </a:graphic>
-                    </wp:inline>
-                  </w:drawing>
+                  <w:t xml:space="preserve">{#sig_ef1_absent}Non présent sur place{/sig_ef1_absent}{^sig_ef1_absent}</w:t>
+                </w:r>
+                <w:r>
+                  <w:rPr>
+                    <w:rFonts w:ascii="Arial" w:hAnsi="Arial" w:cs="Arial"/>
+                    <w:sz w:val="16"/>
+                    <w:szCs w:val="16"/>
+                  </w:rPr>
+                  <w:t xml:space="preserve">{%photo_sig_ef1_data}</w:t>
+                </w:r>
+                <w:r>
+                  <w:rPr>
+                    <w:rFonts w:ascii="Arial" w:hAnsi="Arial" w:cs="Arial"/>
+                    <w:sz w:val="16"/>
+                    <w:szCs w:val="16"/>
+                  </w:rPr>
+                  <w:t xml:space="preserve">{/sig_ef1_absent}</w:t>
                 </w:r>
               </w:p>
             </w:tc>
@@ -12651,7 +12571,7 @@
                 <w:sz w:val="16"/>
                 <w:szCs w:val="16"/>
               </w:rPr>
-              <w:t>{txt_sig_ef2_nom_fonction}</w:t>
+              <w:t xml:space="preserve">{txt_sig_ef2_etablissement}</w:t>
             </w:r>
           </w:p>
         </w:tc>
@@ -12684,7 +12604,7 @@
                 <w:sz w:val="16"/>
                 <w:szCs w:val="16"/>
               </w:rPr>
-              <w:t>{txt_sig_ef2_tel}</w:t>
+              <w:t xml:space="preserve">{txt_sig_ef2_nom_fonction}</w:t>
             </w:r>
           </w:p>
         </w:tc>
@@ -12710,6 +12630,15 @@
                 <w:szCs w:val="16"/>
               </w:rPr>
             </w:pPr>
+            <w:r>
+              <w:rPr>
+                <w:rFonts w:ascii="Arial" w:hAnsi="Arial" w:cs="Arial"/>
+                <w:b/>
+                <w:sz w:val="16"/>
+                <w:szCs w:val="16"/>
+              </w:rPr>
+              <w:t xml:space="preserve">{txt_sig_ef2_tel}</w:t>
+            </w:r>
           </w:p>
         </w:tc>
         <w:sdt>
@@ -12743,7 +12672,6 @@
                   <w:jc w:val="center"/>
                   <w:rPr>
                     <w:rFonts w:ascii="Arial" w:hAnsi="Arial" w:cs="Arial"/>
-                    <w:b/>
                     <w:sz w:val="16"/>
                     <w:szCs w:val="16"/>
                   </w:rPr>
@@ -12751,59 +12679,26 @@
                 <w:r>
                   <w:rPr>
                     <w:rFonts w:ascii="Arial" w:hAnsi="Arial" w:cs="Arial"/>
-                    <w:b/>
-                    <w:noProof/>
                     <w:sz w:val="16"/>
                     <w:szCs w:val="16"/>
                   </w:rPr>
-                  <w:drawing>
-                    <wp:inline distT="0" distB="0" distL="0" distR="0" wp14:anchorId="48AD8EC8" wp14:editId="763072A8">
-                      <wp:extent cx="389614" cy="389614"/>
-                      <wp:effectExtent l="0" t="0" r="0" b="0"/>
-                      <wp:docPr id="43" name="Image 43"/>
-                      <wp:cNvGraphicFramePr>
-                        <a:graphicFrameLocks xmlns:a="http://schemas.openxmlformats.org/drawingml/2006/main" noChangeAspect="1"/>
-                      </wp:cNvGraphicFramePr>
-                      <a:graphic xmlns:a="http://schemas.openxmlformats.org/drawingml/2006/main">
-                        <a:graphicData uri="http://schemas.openxmlformats.org/drawingml/2006/picture">
-                          <pic:pic xmlns:pic="http://schemas.openxmlformats.org/drawingml/2006/picture">
-                            <pic:nvPicPr>
-                              <pic:cNvPr id="0" name="Picture 4"/>
-                              <pic:cNvPicPr>
-                                <a:picLocks noChangeAspect="1" noChangeArrowheads="1"/>
-                              </pic:cNvPicPr>
-                            </pic:nvPicPr>
-                            <pic:blipFill>
-                              <a:blip r:embed="rId13" cstate="print">
-                                <a:extLst>
-                                  <a:ext uri="{28A0092B-C50C-407E-A947-70E740481C1C}">
-                                    <a14:useLocalDpi xmlns:a14="http://schemas.microsoft.com/office/drawing/2010/main" val="0"/>
-                                  </a:ext>
-                                </a:extLst>
-                              </a:blip>
-                              <a:srcRect/>
-                              <a:stretch>
-                                <a:fillRect/>
-                              </a:stretch>
-                            </pic:blipFill>
-                            <pic:spPr bwMode="auto">
-                              <a:xfrm>
-                                <a:off x="0" y="0"/>
-                                <a:ext cx="402988" cy="402988"/>
-                              </a:xfrm>
-                              <a:prstGeom prst="rect">
-                                <a:avLst/>
-                              </a:prstGeom>
-                              <a:noFill/>
-                              <a:ln>
-                                <a:noFill/>
-                              </a:ln>
-                            </pic:spPr>
-                          </pic:pic>
-                        </a:graphicData>
-                      </a:graphic>
-                    </wp:inline>
-                  </w:drawing>
+                  <w:t xml:space="preserve">{#sig_ef2_absent}Non présent sur place{/sig_ef2_absent}{^sig_ef2_absent}</w:t>
+                </w:r>
+                <w:r>
+                  <w:rPr>
+                    <w:rFonts w:ascii="Arial" w:hAnsi="Arial" w:cs="Arial"/>
+                    <w:sz w:val="16"/>
+                    <w:szCs w:val="16"/>
+                  </w:rPr>
+                  <w:t xml:space="preserve">{%photo_sig_ef2_data}</w:t>
+                </w:r>
+                <w:r>
+                  <w:rPr>
+                    <w:rFonts w:ascii="Arial" w:hAnsi="Arial" w:cs="Arial"/>
+                    <w:sz w:val="16"/>
+                    <w:szCs w:val="16"/>
+                  </w:rPr>
+                  <w:t xml:space="preserve">{/sig_ef2_absent}</w:t>
                 </w:r>
               </w:p>
             </w:tc>
